--- a/documents/Борисов_Характеристика_по_учебной_практике_2026.docx
+++ b/documents/Борисов_Характеристика_по_учебной_практике_2026.docx
@@ -672,7 +672,7 @@
           <w:szCs w:val="26"/>
           <w:lang w:eastAsia="ru-RU"/>
         </w:rPr>
-        <w:t>________________ / Щулепов Григорий</w:t>
+        <w:t>________________ / Щулепов Григорий Андреевич</w:t>
       </w:r>
       <w:r>
         <w:rPr>
@@ -750,59 +750,6 @@
           <w:lang w:eastAsia="ru-RU"/>
         </w:rPr>
         <w:t>должность: ______________________________________</w:t>
-      </w:r>
-    </w:p>
-    <w:p>
-      <w:pPr>
-        <w:spacing w:after="0" w:line="240" w:lineRule="auto"/>
-        <w:jc w:val="both"/>
-        <w:rPr>
-          <w:rFonts w:ascii="Times New Roman" w:eastAsia="Times New Roman" w:hAnsi="Times New Roman" w:cs="Times New Roman"/>
-          <w:sz w:val="26"/>
-          <w:szCs w:val="26"/>
-          <w:lang w:eastAsia="ru-RU"/>
-        </w:rPr>
-      </w:pPr>
-      <w:r>
-        <w:rPr>
-          <w:rFonts w:ascii="Times New Roman" w:eastAsia="Times New Roman" w:hAnsi="Times New Roman" w:cs="Times New Roman"/>
-          <w:sz w:val="26"/>
-          <w:szCs w:val="26"/>
-          <w:lang w:eastAsia="ru-RU"/>
-        </w:rPr>
-        <w:t>М. П. (при наличии)</w:t>
-      </w:r>
-      <w:r>
-        <w:rPr>
-          <w:rFonts w:ascii="Times New Roman" w:eastAsia="Times New Roman" w:hAnsi="Times New Roman" w:cs="Times New Roman"/>
-          <w:sz w:val="26"/>
-          <w:szCs w:val="26"/>
-          <w:lang w:eastAsia="ru-RU"/>
-        </w:rPr>
-      </w:r>
-      <w:r>
-        <w:rPr>
-          <w:rFonts w:ascii="Times New Roman" w:eastAsia="Times New Roman" w:hAnsi="Times New Roman" w:cs="Times New Roman"/>
-          <w:sz w:val="26"/>
-          <w:szCs w:val="26"/>
-          <w:lang w:eastAsia="ru-RU"/>
-        </w:rPr>
-      </w:r>
-      <w:r>
-        <w:rPr>
-          <w:rFonts w:ascii="Times New Roman" w:eastAsia="Times New Roman" w:hAnsi="Times New Roman" w:cs="Times New Roman"/>
-          <w:sz w:val="26"/>
-          <w:szCs w:val="26"/>
-          <w:lang w:eastAsia="ru-RU"/>
-        </w:rPr>
-      </w:r>
-      <w:r>
-        <w:rPr>
-          <w:rFonts w:ascii="Times New Roman" w:eastAsia="Times New Roman" w:hAnsi="Times New Roman" w:cs="Times New Roman"/>
-          <w:sz w:val="26"/>
-          <w:szCs w:val="26"/>
-          <w:lang w:eastAsia="ru-RU"/>
-        </w:rPr>
       </w:r>
     </w:p>
     <w:sectPr>

--- a/documents/Борисов_Характеристика_по_учебной_практике_2026.docx
+++ b/documents/Борисов_Характеристика_по_учебной_практике_2026.docx
@@ -743,13 +743,7 @@
         </w:rPr>
       </w:pPr>
       <w:r>
-        <w:rPr>
-          <w:rFonts w:ascii="Times New Roman" w:eastAsia="Times New Roman" w:hAnsi="Times New Roman" w:cs="Times New Roman"/>
-          <w:sz w:val="26"/>
-          <w:szCs w:val="26"/>
-          <w:lang w:eastAsia="ru-RU"/>
-        </w:rPr>
-        <w:t>должность: ______________________________________</w:t>
+        <w:t>должность: спортивный директор</w:t>
       </w:r>
     </w:p>
     <w:sectPr>

--- a/documents/Борисов_Характеристика_по_учебной_практике_2026.docx
+++ b/documents/Борисов_Характеристика_по_учебной_практике_2026.docx
@@ -743,6 +743,12 @@
         </w:rPr>
       </w:pPr>
       <w:r>
+        <w:rPr>
+          <w:rFonts w:ascii="Times New Roman" w:eastAsia="Times New Roman" w:hAnsi="Times New Roman" w:cs="Times New Roman"/>
+          <w:sz w:val="26"/>
+          <w:szCs w:val="26"/>
+          <w:lang w:eastAsia="ru-RU"/>
+        </w:rPr>
         <w:t>должность: спортивный директор</w:t>
       </w:r>
     </w:p>
